--- a/docs/Manual_CachyOS_KDE.docx
+++ b/docs/Manual_CachyOS_KDE.docx
@@ -193,19 +193,19 @@
           </w:r>
           <w:r>
             <w:rPr>
-              <w:rStyle w:val="Enlacedelndiceuser"/>
+              <w:rStyle w:val="Enlacedelndice"/>
             </w:rPr>
             <w:instrText xml:space="preserve"> TOC \f \o "1-9" \h</w:instrText>
           </w:r>
           <w:r>
             <w:rPr>
-              <w:rStyle w:val="Enlacedelndiceuser"/>
+              <w:rStyle w:val="Enlacedelndice"/>
             </w:rPr>
             <w:fldChar w:fldCharType="separate"/>
           </w:r>
           <w:r>
             <w:rPr>
-              <w:rStyle w:val="Enlacedelndiceuser"/>
+              <w:rStyle w:val="Enlacedelndice"/>
             </w:rPr>
             <w:t>Introducción</w:t>
           </w:r>
@@ -1215,8 +1215,8 @@
       </w:tblPr>
       <w:tblGrid>
         <w:gridCol w:w="2800"/>
-        <w:gridCol w:w="2398"/>
-        <w:gridCol w:w="4152"/>
+        <w:gridCol w:w="2397"/>
+        <w:gridCol w:w="4153"/>
       </w:tblGrid>
       <w:tr>
         <w:trPr>
@@ -1253,7 +1253,7 @@
         </w:tc>
         <w:tc>
           <w:tcPr>
-            <w:tcW w:w="2398" w:type="dxa"/>
+            <w:tcW w:w="2397" w:type="dxa"/>
             <w:tcBorders>
               <w:top w:val="single" w:sz="4" w:space="0" w:color="C9CDD2"/>
               <w:start w:val="single" w:sz="4" w:space="0" w:color="C9CDD2"/>
@@ -1282,7 +1282,7 @@
         </w:tc>
         <w:tc>
           <w:tcPr>
-            <w:tcW w:w="4152" w:type="dxa"/>
+            <w:tcW w:w="4153" w:type="dxa"/>
             <w:tcBorders>
               <w:top w:val="single" w:sz="4" w:space="0" w:color="C9CDD2"/>
               <w:start w:val="single" w:sz="4" w:space="0" w:color="C9CDD2"/>
@@ -1346,7 +1346,7 @@
         </w:tc>
         <w:tc>
           <w:tcPr>
-            <w:tcW w:w="2398" w:type="dxa"/>
+            <w:tcW w:w="2397" w:type="dxa"/>
             <w:tcBorders>
               <w:top w:val="single" w:sz="4" w:space="0" w:color="C9CDD2"/>
               <w:start w:val="single" w:sz="4" w:space="0" w:color="C9CDD2"/>
@@ -1378,7 +1378,7 @@
         </w:tc>
         <w:tc>
           <w:tcPr>
-            <w:tcW w:w="4152" w:type="dxa"/>
+            <w:tcW w:w="4153" w:type="dxa"/>
             <w:tcBorders>
               <w:top w:val="single" w:sz="4" w:space="0" w:color="C9CDD2"/>
               <w:start w:val="single" w:sz="4" w:space="0" w:color="C9CDD2"/>
@@ -1445,7 +1445,7 @@
         </w:tc>
         <w:tc>
           <w:tcPr>
-            <w:tcW w:w="2398" w:type="dxa"/>
+            <w:tcW w:w="2397" w:type="dxa"/>
             <w:tcBorders>
               <w:top w:val="single" w:sz="4" w:space="0" w:color="C9CDD2"/>
               <w:start w:val="single" w:sz="4" w:space="0" w:color="C9CDD2"/>
@@ -1477,7 +1477,7 @@
         </w:tc>
         <w:tc>
           <w:tcPr>
-            <w:tcW w:w="4152" w:type="dxa"/>
+            <w:tcW w:w="4153" w:type="dxa"/>
             <w:tcBorders>
               <w:top w:val="single" w:sz="4" w:space="0" w:color="C9CDD2"/>
               <w:start w:val="single" w:sz="4" w:space="0" w:color="C9CDD2"/>
@@ -1544,7 +1544,7 @@
         </w:tc>
         <w:tc>
           <w:tcPr>
-            <w:tcW w:w="2398" w:type="dxa"/>
+            <w:tcW w:w="2397" w:type="dxa"/>
             <w:tcBorders>
               <w:top w:val="single" w:sz="4" w:space="0" w:color="C9CDD2"/>
               <w:start w:val="single" w:sz="4" w:space="0" w:color="C9CDD2"/>
@@ -1576,7 +1576,7 @@
         </w:tc>
         <w:tc>
           <w:tcPr>
-            <w:tcW w:w="4152" w:type="dxa"/>
+            <w:tcW w:w="4153" w:type="dxa"/>
             <w:tcBorders>
               <w:top w:val="single" w:sz="4" w:space="0" w:color="C9CDD2"/>
               <w:start w:val="single" w:sz="4" w:space="0" w:color="C9CDD2"/>
@@ -1643,7 +1643,7 @@
         </w:tc>
         <w:tc>
           <w:tcPr>
-            <w:tcW w:w="2398" w:type="dxa"/>
+            <w:tcW w:w="2397" w:type="dxa"/>
             <w:tcBorders>
               <w:top w:val="single" w:sz="4" w:space="0" w:color="C9CDD2"/>
               <w:start w:val="single" w:sz="4" w:space="0" w:color="C9CDD2"/>
@@ -1675,7 +1675,7 @@
         </w:tc>
         <w:tc>
           <w:tcPr>
-            <w:tcW w:w="4152" w:type="dxa"/>
+            <w:tcW w:w="4153" w:type="dxa"/>
             <w:tcBorders>
               <w:top w:val="single" w:sz="4" w:space="0" w:color="C9CDD2"/>
               <w:start w:val="single" w:sz="4" w:space="0" w:color="C9CDD2"/>
@@ -1742,7 +1742,7 @@
         </w:tc>
         <w:tc>
           <w:tcPr>
-            <w:tcW w:w="2398" w:type="dxa"/>
+            <w:tcW w:w="2397" w:type="dxa"/>
             <w:tcBorders>
               <w:top w:val="single" w:sz="4" w:space="0" w:color="C9CDD2"/>
               <w:start w:val="single" w:sz="4" w:space="0" w:color="C9CDD2"/>
@@ -1774,7 +1774,7 @@
         </w:tc>
         <w:tc>
           <w:tcPr>
-            <w:tcW w:w="4152" w:type="dxa"/>
+            <w:tcW w:w="4153" w:type="dxa"/>
             <w:tcBorders>
               <w:top w:val="single" w:sz="4" w:space="0" w:color="C9CDD2"/>
               <w:start w:val="single" w:sz="4" w:space="0" w:color="C9CDD2"/>
@@ -2108,7 +2108,16 @@
                 <w:sz w:val="20"/>
                 <w:szCs w:val="20"/>
               </w:rPr>
-              <w:t>flatpak rsync</w:t>
+              <w:t>python-mutagen tk f</w:t>
+            </w:r>
+            <w:r>
+              <w:rPr>
+                <w:rFonts w:eastAsia="Consolas" w:cs="Consolas" w:ascii="Consolas" w:hAnsi="Consolas"/>
+                <w:color w:val="E8E8E8"/>
+                <w:sz w:val="20"/>
+                <w:szCs w:val="20"/>
+              </w:rPr>
+              <w:t>latpak rsync</w:t>
             </w:r>
           </w:p>
         </w:tc>
@@ -7597,7 +7606,7 @@
   </w:style>
   <w:style w:type="paragraph" w:styleId="Heading1">
     <w:name w:val="heading 1"/>
-    <w:basedOn w:val="Ttulouser"/>
+    <w:basedOn w:val="Ttulo"/>
     <w:qFormat/>
     <w:pPr>
       <w:outlineLvl w:val="0"/>
@@ -7610,7 +7619,7 @@
   </w:style>
   <w:style w:type="paragraph" w:styleId="Heading2">
     <w:name w:val="heading 2"/>
-    <w:basedOn w:val="Ttulouser"/>
+    <w:basedOn w:val="Ttulo"/>
     <w:qFormat/>
     <w:pPr>
       <w:outlineLvl w:val="1"/>
@@ -7623,7 +7632,7 @@
   </w:style>
   <w:style w:type="paragraph" w:styleId="Heading3">
     <w:name w:val="heading 3"/>
-    <w:basedOn w:val="Ttulouser"/>
+    <w:basedOn w:val="Ttulo"/>
     <w:qFormat/>
     <w:pPr>
       <w:outlineLvl w:val="2"/>
@@ -7636,7 +7645,7 @@
   </w:style>
   <w:style w:type="paragraph" w:styleId="Heading4">
     <w:name w:val="heading 4"/>
-    <w:basedOn w:val="Ttulouser"/>
+    <w:basedOn w:val="Ttulo"/>
     <w:qFormat/>
     <w:pPr>
       <w:outlineLvl w:val="3"/>
@@ -7649,7 +7658,7 @@
   </w:style>
   <w:style w:type="paragraph" w:styleId="Heading5">
     <w:name w:val="heading 5"/>
-    <w:basedOn w:val="Ttulouser"/>
+    <w:basedOn w:val="Ttulo"/>
     <w:qFormat/>
     <w:pPr>
       <w:outlineLvl w:val="4"/>
@@ -7660,7 +7669,7 @@
   </w:style>
   <w:style w:type="paragraph" w:styleId="Heading6">
     <w:name w:val="heading 6"/>
-    <w:basedOn w:val="Ttulouser"/>
+    <w:basedOn w:val="Ttulo"/>
     <w:qFormat/>
     <w:pPr>
       <w:outlineLvl w:val="5"/>
@@ -7678,8 +7687,8 @@
       <w:u w:val="single"/>
     </w:rPr>
   </w:style>
-  <w:style w:type="character" w:styleId="Caracteresdenotaalpieuser">
-    <w:name w:val="Caracteres de nota al pie (user)"/>
+  <w:style w:type="character" w:styleId="Caracteresdenotaalpie">
+    <w:name w:val="Caracteres de nota al pie"/>
     <w:uiPriority w:val="99"/>
     <w:semiHidden/>
     <w:unhideWhenUsed/>
@@ -7688,8 +7697,8 @@
       <w:vertAlign w:val="superscript"/>
     </w:rPr>
   </w:style>
-  <w:style w:type="character" w:styleId="Caracteresdenotaalpie">
-    <w:name w:val="Caracteres de nota al pie"/>
+  <w:style w:type="character" w:styleId="Caracteresdenotaalpieuser">
+    <w:name w:val="Caracteres de nota al pie (user)"/>
     <w:qFormat/>
     <w:rPr>
       <w:vertAlign w:val="superscript"/>
@@ -7712,8 +7721,8 @@
       <w:szCs w:val="20"/>
     </w:rPr>
   </w:style>
-  <w:style w:type="character" w:styleId="Caracteresdenotafinaluser">
-    <w:name w:val="Caracteres de nota final (user)"/>
+  <w:style w:type="character" w:styleId="Caracteresdenotafinal">
+    <w:name w:val="Caracteres de nota final"/>
     <w:uiPriority w:val="99"/>
     <w:semiHidden/>
     <w:unhideWhenUsed/>
@@ -7722,8 +7731,8 @@
       <w:vertAlign w:val="superscript"/>
     </w:rPr>
   </w:style>
-  <w:style w:type="character" w:styleId="Caracteresdenotafinal">
-    <w:name w:val="Caracteres de nota final"/>
+  <w:style w:type="character" w:styleId="Caracteresdenotafinaluser">
+    <w:name w:val="Caracteres de nota final (user)"/>
     <w:qFormat/>
     <w:rPr>
       <w:vertAlign w:val="superscript"/>
@@ -7746,8 +7755,8 @@
       <w:szCs w:val="20"/>
     </w:rPr>
   </w:style>
-  <w:style w:type="character" w:styleId="Enlacedelndiceuser">
-    <w:name w:val="Enlace del índice (user)"/>
+  <w:style w:type="character" w:styleId="Enlacedelndice">
+    <w:name w:val="Enlace del índice"/>
     <w:qFormat/>
     <w:rPr/>
   </w:style>
@@ -7837,7 +7846,7 @@
   </w:style>
   <w:style w:type="paragraph" w:styleId="Title">
     <w:name w:val="Title"/>
-    <w:basedOn w:val="Ttulouser"/>
+    <w:basedOn w:val="Ttulo"/>
     <w:qFormat/>
     <w:pPr/>
     <w:rPr>
@@ -7917,7 +7926,7 @@
   </w:style>
   <w:style w:type="paragraph" w:styleId="IndexHeading">
     <w:name w:val="index heading"/>
-    <w:basedOn w:val="Ttulouser"/>
+    <w:basedOn w:val="Ttulo"/>
     <w:pPr>
       <w:suppressLineNumbers/>
       <w:ind w:hanging="0" w:start="0"/>
@@ -7946,7 +7955,7 @@
   </w:style>
   <w:style w:type="paragraph" w:styleId="TOC1">
     <w:name w:val="toc 1"/>
-    <w:basedOn w:val="ndiceuser"/>
+    <w:basedOn w:val="ndice"/>
     <w:pPr>
       <w:tabs>
         <w:tab w:val="clear" w:pos="720"/>
@@ -7958,7 +7967,7 @@
   </w:style>
   <w:style w:type="paragraph" w:styleId="TOC2">
     <w:name w:val="toc 2"/>
-    <w:basedOn w:val="ndiceuser"/>
+    <w:basedOn w:val="ndice"/>
     <w:pPr>
       <w:tabs>
         <w:tab w:val="clear" w:pos="720"/>
